--- a/example_benzamidine_trypsin/ΜΕΘΟΔΟΙ ΦΥΣΙΚΗΣ ΣΤΗ ΒΙΟΤΕΧΝΟΛΟΓΙΑ.docx
+++ b/example_benzamidine_trypsin/ΜΕΘΟΔΟΙ ΦΥΣΙΚΗΣ ΣΤΗ ΒΙΟΤΕΧΝΟΛΟΓΙΑ.docx
@@ -508,7 +508,23 @@
           <w:szCs w:val="20"/>
           <w:lang w:val="el-GR"/>
         </w:rPr>
-        <w:t>(1 βαθμός)</w:t>
+        <w:t>(</w:t>
+      </w:r>
+      <w:r>
+        <w:rPr>
+          <w:sz w:val="20"/>
+          <w:szCs w:val="20"/>
+          <w:lang w:val="el-GR"/>
+        </w:rPr>
+        <w:t>2</w:t>
+      </w:r>
+      <w:r>
+        <w:rPr>
+          <w:sz w:val="20"/>
+          <w:szCs w:val="20"/>
+          <w:lang w:val="el-GR"/>
+        </w:rPr>
+        <w:t xml:space="preserve"> βαθμός)</w:t>
       </w:r>
       <w:r>
         <w:rPr>
@@ -1481,7 +1497,25 @@
           <w:u w:val="single"/>
           <w:lang w:val="el-GR"/>
         </w:rPr>
-        <w:t xml:space="preserve"> (1 βαθμός)</w:t>
+        <w:t xml:space="preserve"> (</w:t>
+      </w:r>
+      <w:r>
+        <w:rPr>
+          <w:sz w:val="20"/>
+          <w:szCs w:val="20"/>
+          <w:u w:val="single"/>
+          <w:lang w:val="en-US"/>
+        </w:rPr>
+        <w:t>2</w:t>
+      </w:r>
+      <w:r>
+        <w:rPr>
+          <w:sz w:val="20"/>
+          <w:szCs w:val="20"/>
+          <w:u w:val="single"/>
+          <w:lang w:val="el-GR"/>
+        </w:rPr>
+        <w:t xml:space="preserve"> βαθμός)</w:t>
       </w:r>
       <w:r>
         <w:rPr>
@@ -2402,55 +2436,61 @@
         <w:rPr>
           <w:sz w:val="20"/>
           <w:szCs w:val="20"/>
-        </w:rPr>
-      </w:pPr>
-    </w:p>
-    <w:p>
-      <w:pPr>
-        <w:rPr>
-          <w:sz w:val="20"/>
-          <w:szCs w:val="20"/>
-        </w:rPr>
-      </w:pPr>
-    </w:p>
-    <w:p>
-      <w:pPr>
-        <w:rPr>
-          <w:sz w:val="20"/>
-          <w:szCs w:val="20"/>
-        </w:rPr>
-      </w:pPr>
-    </w:p>
-    <w:p>
-      <w:pPr>
-        <w:rPr>
-          <w:sz w:val="20"/>
-          <w:szCs w:val="20"/>
-        </w:rPr>
-      </w:pPr>
-    </w:p>
-    <w:p>
-      <w:pPr>
-        <w:rPr>
-          <w:sz w:val="20"/>
-          <w:szCs w:val="20"/>
-        </w:rPr>
-      </w:pPr>
-    </w:p>
-    <w:p>
-      <w:pPr>
-        <w:rPr>
-          <w:sz w:val="20"/>
-          <w:szCs w:val="20"/>
-        </w:rPr>
-      </w:pPr>
-    </w:p>
-    <w:p>
-      <w:pPr>
-        <w:rPr>
-          <w:sz w:val="20"/>
-          <w:szCs w:val="20"/>
-          <w:lang w:val="en-US"/>
+          <w:lang w:val="el-GR"/>
+        </w:rPr>
+      </w:pPr>
+    </w:p>
+    <w:p>
+      <w:pPr>
+        <w:rPr>
+          <w:sz w:val="20"/>
+          <w:szCs w:val="20"/>
+          <w:lang w:val="el-GR"/>
+        </w:rPr>
+      </w:pPr>
+    </w:p>
+    <w:p>
+      <w:pPr>
+        <w:rPr>
+          <w:sz w:val="20"/>
+          <w:szCs w:val="20"/>
+          <w:lang w:val="el-GR"/>
+        </w:rPr>
+      </w:pPr>
+    </w:p>
+    <w:p>
+      <w:pPr>
+        <w:rPr>
+          <w:sz w:val="20"/>
+          <w:szCs w:val="20"/>
+          <w:lang w:val="el-GR"/>
+        </w:rPr>
+      </w:pPr>
+    </w:p>
+    <w:p>
+      <w:pPr>
+        <w:rPr>
+          <w:sz w:val="20"/>
+          <w:szCs w:val="20"/>
+          <w:lang w:val="el-GR"/>
+        </w:rPr>
+      </w:pPr>
+    </w:p>
+    <w:p>
+      <w:pPr>
+        <w:rPr>
+          <w:sz w:val="20"/>
+          <w:szCs w:val="20"/>
+          <w:lang w:val="el-GR"/>
+        </w:rPr>
+      </w:pPr>
+    </w:p>
+    <w:p>
+      <w:pPr>
+        <w:rPr>
+          <w:sz w:val="20"/>
+          <w:szCs w:val="20"/>
+          <w:lang w:val="el-GR"/>
         </w:rPr>
       </w:pPr>
       <w:r>
@@ -2478,7 +2518,7 @@
           <w:sz w:val="20"/>
           <w:szCs w:val="20"/>
           <w:u w:val="single"/>
-          <w:lang w:val="en-US"/>
+          <w:lang w:val="el-GR"/>
         </w:rPr>
         <w:t xml:space="preserve"> #5 (1 </w:t>
       </w:r>
@@ -2496,7 +2536,7 @@
           <w:sz w:val="20"/>
           <w:szCs w:val="20"/>
           <w:u w:val="single"/>
-          <w:lang w:val="en-US"/>
+          <w:lang w:val="el-GR"/>
         </w:rPr>
         <w:t xml:space="preserve">): </w:t>
       </w:r>
@@ -2512,7 +2552,7 @@
         <w:rPr>
           <w:sz w:val="20"/>
           <w:szCs w:val="20"/>
-          <w:lang w:val="en-US"/>
+          <w:lang w:val="el-GR"/>
         </w:rPr>
         <w:t xml:space="preserve"> </w:t>
       </w:r>
@@ -2528,7 +2568,7 @@
         <w:rPr>
           <w:sz w:val="20"/>
           <w:szCs w:val="20"/>
-          <w:lang w:val="en-US"/>
+          <w:lang w:val="el-GR"/>
         </w:rPr>
         <w:t xml:space="preserve"> </w:t>
       </w:r>
@@ -2544,7 +2584,7 @@
         <w:rPr>
           <w:sz w:val="20"/>
           <w:szCs w:val="20"/>
-          <w:lang w:val="en-US"/>
+          <w:lang w:val="el-GR"/>
         </w:rPr>
         <w:t xml:space="preserve"> </w:t>
       </w:r>
@@ -2560,7 +2600,7 @@
         <w:rPr>
           <w:sz w:val="20"/>
           <w:szCs w:val="20"/>
-          <w:lang w:val="en-US"/>
+          <w:lang w:val="el-GR"/>
         </w:rPr>
         <w:t xml:space="preserve"> </w:t>
       </w:r>
@@ -2576,7 +2616,7 @@
         <w:rPr>
           <w:sz w:val="20"/>
           <w:szCs w:val="20"/>
-          <w:lang w:val="en-US"/>
+          <w:lang w:val="el-GR"/>
         </w:rPr>
         <w:t xml:space="preserve"> (</w:t>
       </w:r>
@@ -2592,7 +2632,7 @@
         <w:rPr>
           <w:sz w:val="20"/>
           <w:szCs w:val="20"/>
-          <w:lang w:val="en-US"/>
+          <w:lang w:val="el-GR"/>
         </w:rPr>
         <w:t xml:space="preserve"> </w:t>
       </w:r>
@@ -2608,7 +2648,7 @@
         <w:rPr>
           <w:sz w:val="20"/>
           <w:szCs w:val="20"/>
-          <w:lang w:val="en-US"/>
+          <w:lang w:val="el-GR"/>
         </w:rPr>
         <w:t xml:space="preserve">), </w:t>
       </w:r>
@@ -3911,118 +3951,133 @@
         <w:rPr>
           <w:sz w:val="20"/>
           <w:szCs w:val="20"/>
-        </w:rPr>
-      </w:pPr>
-    </w:p>
-    <w:p>
-      <w:pPr>
-        <w:rPr>
-          <w:sz w:val="20"/>
-          <w:szCs w:val="20"/>
-        </w:rPr>
-      </w:pPr>
-    </w:p>
-    <w:p>
-      <w:pPr>
-        <w:rPr>
-          <w:sz w:val="20"/>
-          <w:szCs w:val="20"/>
-        </w:rPr>
-      </w:pPr>
-    </w:p>
-    <w:p>
-      <w:pPr>
-        <w:rPr>
-          <w:sz w:val="20"/>
-          <w:szCs w:val="20"/>
-        </w:rPr>
-      </w:pPr>
-    </w:p>
-    <w:p>
-      <w:pPr>
-        <w:rPr>
-          <w:sz w:val="20"/>
-          <w:szCs w:val="20"/>
-        </w:rPr>
-      </w:pPr>
-    </w:p>
-    <w:p>
-      <w:pPr>
-        <w:rPr>
-          <w:sz w:val="20"/>
-          <w:szCs w:val="20"/>
-        </w:rPr>
-      </w:pPr>
-    </w:p>
-    <w:p>
-      <w:pPr>
-        <w:rPr>
-          <w:sz w:val="20"/>
-          <w:szCs w:val="20"/>
-        </w:rPr>
-      </w:pPr>
-    </w:p>
-    <w:p>
-      <w:pPr>
-        <w:rPr>
-          <w:sz w:val="20"/>
-          <w:szCs w:val="20"/>
-        </w:rPr>
-      </w:pPr>
-    </w:p>
-    <w:p>
-      <w:pPr>
-        <w:rPr>
-          <w:sz w:val="20"/>
-          <w:szCs w:val="20"/>
-        </w:rPr>
-      </w:pPr>
-    </w:p>
-    <w:p>
-      <w:pPr>
-        <w:rPr>
-          <w:sz w:val="20"/>
-          <w:szCs w:val="20"/>
-        </w:rPr>
-      </w:pPr>
-    </w:p>
-    <w:p>
-      <w:pPr>
-        <w:rPr>
-          <w:sz w:val="20"/>
-          <w:szCs w:val="20"/>
-        </w:rPr>
-      </w:pPr>
-    </w:p>
-    <w:p>
-      <w:pPr>
-        <w:rPr>
-          <w:sz w:val="20"/>
-          <w:szCs w:val="20"/>
-        </w:rPr>
-      </w:pPr>
-    </w:p>
-    <w:p>
-      <w:pPr>
-        <w:rPr>
-          <w:sz w:val="20"/>
-          <w:szCs w:val="20"/>
-        </w:rPr>
-      </w:pPr>
-    </w:p>
-    <w:p>
-      <w:pPr>
-        <w:rPr>
-          <w:sz w:val="20"/>
-          <w:szCs w:val="20"/>
-        </w:rPr>
-      </w:pPr>
-    </w:p>
-    <w:p>
-      <w:pPr>
-        <w:rPr>
-          <w:sz w:val="20"/>
-          <w:szCs w:val="20"/>
+          <w:lang w:val="el-GR"/>
+        </w:rPr>
+      </w:pPr>
+    </w:p>
+    <w:p>
+      <w:pPr>
+        <w:rPr>
+          <w:sz w:val="20"/>
+          <w:szCs w:val="20"/>
+          <w:lang w:val="el-GR"/>
+        </w:rPr>
+      </w:pPr>
+    </w:p>
+    <w:p>
+      <w:pPr>
+        <w:rPr>
+          <w:sz w:val="20"/>
+          <w:szCs w:val="20"/>
+          <w:lang w:val="el-GR"/>
+        </w:rPr>
+      </w:pPr>
+    </w:p>
+    <w:p>
+      <w:pPr>
+        <w:rPr>
+          <w:sz w:val="20"/>
+          <w:szCs w:val="20"/>
+          <w:lang w:val="el-GR"/>
+        </w:rPr>
+      </w:pPr>
+    </w:p>
+    <w:p>
+      <w:pPr>
+        <w:rPr>
+          <w:sz w:val="20"/>
+          <w:szCs w:val="20"/>
+          <w:lang w:val="el-GR"/>
+        </w:rPr>
+      </w:pPr>
+    </w:p>
+    <w:p>
+      <w:pPr>
+        <w:rPr>
+          <w:sz w:val="20"/>
+          <w:szCs w:val="20"/>
+          <w:lang w:val="el-GR"/>
+        </w:rPr>
+      </w:pPr>
+    </w:p>
+    <w:p>
+      <w:pPr>
+        <w:rPr>
+          <w:sz w:val="20"/>
+          <w:szCs w:val="20"/>
+          <w:lang w:val="el-GR"/>
+        </w:rPr>
+      </w:pPr>
+    </w:p>
+    <w:p>
+      <w:pPr>
+        <w:rPr>
+          <w:sz w:val="20"/>
+          <w:szCs w:val="20"/>
+          <w:lang w:val="el-GR"/>
+        </w:rPr>
+      </w:pPr>
+    </w:p>
+    <w:p>
+      <w:pPr>
+        <w:rPr>
+          <w:sz w:val="20"/>
+          <w:szCs w:val="20"/>
+          <w:lang w:val="el-GR"/>
+        </w:rPr>
+      </w:pPr>
+    </w:p>
+    <w:p>
+      <w:pPr>
+        <w:rPr>
+          <w:sz w:val="20"/>
+          <w:szCs w:val="20"/>
+          <w:lang w:val="el-GR"/>
+        </w:rPr>
+      </w:pPr>
+    </w:p>
+    <w:p>
+      <w:pPr>
+        <w:rPr>
+          <w:sz w:val="20"/>
+          <w:szCs w:val="20"/>
+          <w:lang w:val="el-GR"/>
+        </w:rPr>
+      </w:pPr>
+    </w:p>
+    <w:p>
+      <w:pPr>
+        <w:rPr>
+          <w:sz w:val="20"/>
+          <w:szCs w:val="20"/>
+          <w:lang w:val="el-GR"/>
+        </w:rPr>
+      </w:pPr>
+    </w:p>
+    <w:p>
+      <w:pPr>
+        <w:rPr>
+          <w:sz w:val="20"/>
+          <w:szCs w:val="20"/>
+          <w:lang w:val="el-GR"/>
+        </w:rPr>
+      </w:pPr>
+    </w:p>
+    <w:p>
+      <w:pPr>
+        <w:rPr>
+          <w:sz w:val="20"/>
+          <w:szCs w:val="20"/>
+          <w:lang w:val="el-GR"/>
+        </w:rPr>
+      </w:pPr>
+    </w:p>
+    <w:p>
+      <w:pPr>
+        <w:rPr>
+          <w:sz w:val="20"/>
+          <w:szCs w:val="20"/>
+          <w:lang w:val="el-GR"/>
         </w:rPr>
       </w:pPr>
     </w:p>
